--- a/Документы Тупик/Приложение Б.docx
+++ b/Документы Тупик/Приложение Б.docx
@@ -393,7 +393,6 @@
           <w:rFonts w:ascii="Times New Roman" w:hAnsi="Times New Roman" w:cs="Times New Roman"/>
           <w:sz w:val="28"/>
           <w:szCs w:val="28"/>
-          <w:lang w:val="en-US"/>
         </w:rPr>
       </w:pPr>
       <w:r>
@@ -467,7 +466,23 @@
           <w:sz w:val="28"/>
           <w:szCs w:val="28"/>
         </w:rPr>
-        <w:t xml:space="preserve">Рисунок 1 – </w:t>
+        <w:t>Рисунок 1</w:t>
+      </w:r>
+      <w:r>
+        <w:rPr>
+          <w:rFonts w:ascii="Times New Roman" w:hAnsi="Times New Roman" w:cs="Times New Roman"/>
+          <w:sz w:val="28"/>
+          <w:szCs w:val="28"/>
+        </w:rPr>
+        <w:t xml:space="preserve"> П.Б.</w:t>
+      </w:r>
+      <w:r>
+        <w:rPr>
+          <w:rFonts w:ascii="Times New Roman" w:hAnsi="Times New Roman" w:cs="Times New Roman"/>
+          <w:sz w:val="28"/>
+          <w:szCs w:val="28"/>
+        </w:rPr>
+        <w:t xml:space="preserve"> – </w:t>
       </w:r>
       <w:r>
         <w:rPr>
@@ -486,23 +501,22 @@
           <w:rFonts w:ascii="Times New Roman" w:hAnsi="Times New Roman" w:cs="Times New Roman"/>
           <w:sz w:val="28"/>
           <w:szCs w:val="28"/>
-          <w:lang w:val="en-US"/>
-        </w:rPr>
-      </w:pPr>
-    </w:p>
-    <w:p>
-      <w:pPr>
-        <w:jc w:val="center"/>
-        <w:rPr>
-          <w:rFonts w:ascii="Times New Roman" w:hAnsi="Times New Roman" w:cs="Times New Roman"/>
-          <w:sz w:val="28"/>
-          <w:szCs w:val="28"/>
-          <w:lang w:val="en-US"/>
-        </w:rPr>
-      </w:pPr>
-      <w:r>
-        <w:rPr>
-          <w:rFonts w:ascii="Times New Roman" w:hAnsi="Times New Roman" w:cs="Times New Roman"/>
+        </w:rPr>
+      </w:pPr>
+    </w:p>
+    <w:p>
+      <w:pPr>
+        <w:jc w:val="center"/>
+        <w:rPr>
+          <w:rFonts w:ascii="Times New Roman" w:hAnsi="Times New Roman" w:cs="Times New Roman"/>
+          <w:sz w:val="28"/>
+          <w:szCs w:val="28"/>
+        </w:rPr>
+      </w:pPr>
+      <w:r>
+        <w:rPr>
+          <w:rFonts w:ascii="Times New Roman" w:hAnsi="Times New Roman" w:cs="Times New Roman"/>
+          <w:noProof/>
           <w:sz w:val="28"/>
           <w:szCs w:val="28"/>
           <w:lang w:val="en-US"/>
@@ -573,7 +587,23 @@
           <w:sz w:val="28"/>
           <w:szCs w:val="28"/>
         </w:rPr>
-        <w:t xml:space="preserve">Рисунок 2 - </w:t>
+        <w:t xml:space="preserve">Рисунок 2 </w:t>
+      </w:r>
+      <w:r>
+        <w:rPr>
+          <w:rFonts w:ascii="Times New Roman" w:hAnsi="Times New Roman" w:cs="Times New Roman"/>
+          <w:sz w:val="28"/>
+          <w:szCs w:val="28"/>
+        </w:rPr>
+        <w:t xml:space="preserve">П.Б. </w:t>
+      </w:r>
+      <w:r>
+        <w:rPr>
+          <w:rFonts w:ascii="Times New Roman" w:hAnsi="Times New Roman" w:cs="Times New Roman"/>
+          <w:sz w:val="28"/>
+          <w:szCs w:val="28"/>
+        </w:rPr>
+        <w:t xml:space="preserve">- </w:t>
       </w:r>
       <w:r>
         <w:rPr>
